--- a/WebContent/docx/微卫星不稳定性（MSI）检测_银丰.docx
+++ b/WebContent/docx/微卫星不稳定性（MSI）检测_银丰.docx
@@ -1663,7 +1663,7 @@
             <mc:AlternateContent>
               <mc:Choice Requires="wps">
                 <w:drawing>
-                  <wp:anchor distT="0" distB="0" distL="114300" distR="114300" simplePos="0" relativeHeight="251672576" behindDoc="0" locked="0" layoutInCell="1" allowOverlap="1">
+                  <wp:anchor distT="0" distB="0" distL="114300" distR="114300" simplePos="0" relativeHeight="251671552" behindDoc="0" locked="0" layoutInCell="1" allowOverlap="1">
                     <wp:simplePos x="0" y="0"/>
                     <wp:positionH relativeFrom="column">
                       <wp:posOffset>399415</wp:posOffset>
@@ -1710,7 +1710,7 @@
               </mc:Choice>
               <mc:Fallback>
                 <w:pict>
-                  <v:line id="直线 973" o:spid="_x0000_s1026" o:spt="20" style="position:absolute;left:0pt;flip:y;margin-left:31.45pt;margin-top:42.9pt;height:0pt;width:441.6pt;mso-wrap-distance-bottom:0pt;mso-wrap-distance-top:0pt;z-index:251672576;mso-width-relative:page;mso-height-relative:page;" filled="f" stroked="t" coordsize="21600,21600" o:gfxdata="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">
+                  <v:line id="直线 973" o:spid="_x0000_s1026" o:spt="20" style="position:absolute;left:0pt;flip:y;margin-left:31.45pt;margin-top:42.9pt;height:0pt;width:441.6pt;mso-wrap-distance-bottom:0pt;mso-wrap-distance-top:0pt;z-index:251671552;mso-width-relative:page;mso-height-relative:page;" filled="f" stroked="t" coordsize="21600,21600" o:gfxdata="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">
                     <v:fill on="f" focussize="0,0"/>
                     <v:stroke weight="1.5pt" color="#004098" joinstyle="round"/>
                     <v:imagedata o:title=""/>
@@ -3412,6 +3412,12 @@
             <w:insideH w:val="single" w:color="004098" w:sz="4" w:space="0"/>
             <w:insideV w:val="single" w:color="004098" w:sz="4" w:space="0"/>
           </w:tblBorders>
+          <w:tblCellMar>
+            <w:top w:w="0" w:type="dxa"/>
+            <w:left w:w="108" w:type="dxa"/>
+            <w:bottom w:w="0" w:type="dxa"/>
+            <w:right w:w="108" w:type="dxa"/>
+          </w:tblCellMar>
         </w:tblPrEx>
         <w:trPr>
           <w:trHeight w:val="454" w:hRule="atLeast"/>
@@ -3824,8 +3830,8 @@
           <w:color w:val="09357F"/>
         </w:rPr>
       </w:pPr>
-      <w:bookmarkStart w:id="32" w:name="_Toc24632"/>
-      <w:bookmarkStart w:id="33" w:name="_Toc7668"/>
+      <w:bookmarkStart w:id="32" w:name="_Toc7668"/>
+      <w:bookmarkStart w:id="33" w:name="_Toc24632"/>
       <w:bookmarkStart w:id="34" w:name="_Toc481487911"/>
       <w:r>
         <w:rPr>
@@ -4793,8 +4799,8 @@
           <w:lang w:eastAsia="zh-CN"/>
         </w:rPr>
       </w:pPr>
-      <w:bookmarkStart w:id="38" w:name="_Toc9248"/>
-      <w:bookmarkStart w:id="39" w:name="_Toc17673"/>
+      <w:bookmarkStart w:id="38" w:name="_Toc17673"/>
+      <w:bookmarkStart w:id="39" w:name="_Toc9248"/>
       <w:bookmarkStart w:id="40" w:name="_Hlk117677317"/>
       <w:r>
         <w:rPr>
@@ -5640,12 +5646,6 @@
             <w:insideH w:val="single" w:color="004098" w:sz="4" w:space="0"/>
             <w:insideV w:val="single" w:color="004098" w:sz="4" w:space="0"/>
           </w:tblBorders>
-          <w:tblCellMar>
-            <w:top w:w="0" w:type="dxa"/>
-            <w:left w:w="108" w:type="dxa"/>
-            <w:bottom w:w="0" w:type="dxa"/>
-            <w:right w:w="108" w:type="dxa"/>
-          </w:tblCellMar>
         </w:tblPrEx>
         <w:trPr>
           <w:trHeight w:val="482" w:hRule="atLeast"/>
@@ -6690,8 +6690,6 @@
         </w:rPr>
         <w:t>{{ yw.tumour_tissue_number }}</w:t>
       </w:r>
-      <w:bookmarkStart w:id="59" w:name="_GoBack"/>
-      <w:bookmarkEnd w:id="59"/>
       <w:r>
         <w:rPr>
           <w:rFonts w:ascii="微软雅黑" w:hAnsi="微软雅黑" w:eastAsia="微软雅黑"/>
@@ -6756,10 +6754,10 @@
           <w:lang w:val="en-US" w:eastAsia="zh-CN" w:bidi="ar-SA"/>
         </w:rPr>
       </w:pPr>
-      <w:bookmarkStart w:id="44" w:name="_Toc5568478"/>
-      <w:bookmarkStart w:id="45" w:name="_Toc1519"/>
-      <w:bookmarkStart w:id="46" w:name="_Toc5567458"/>
-      <w:bookmarkStart w:id="47" w:name="_Toc12128"/>
+      <w:bookmarkStart w:id="44" w:name="_Toc5567458"/>
+      <w:bookmarkStart w:id="45" w:name="_Toc12128"/>
+      <w:bookmarkStart w:id="46" w:name="_Toc5568478"/>
+      <w:bookmarkStart w:id="47" w:name="_Toc1519"/>
       <w:bookmarkStart w:id="48" w:name="_Toc5566906"/>
       <w:bookmarkStart w:id="49" w:name="_Toc534751597"/>
       <w:r>
@@ -7159,67 +7157,22 @@
             <w:bookmarkEnd w:id="50"/>
             <w:r>
               <w:rPr>
-                <w:rFonts w:hint="eastAsia" w:ascii="微软雅黑" w:hAnsi="微软雅黑" w:eastAsia="微软雅黑" w:cs="Arial"/>
-                <w:color w:val="FF0000"/>
-                <w:sz w:val="21"/>
-                <w:szCs w:val="21"/>
-                <w:highlight w:val="none"/>
-                <w:lang w:eastAsia="zh-CN"/>
-              </w:rPr>
-              <w:drawing>
-                <wp:anchor distT="0" distB="0" distL="114300" distR="114300" simplePos="0" relativeHeight="251671552" behindDoc="0" locked="0" layoutInCell="1" allowOverlap="1">
-                  <wp:simplePos x="0" y="0"/>
-                  <wp:positionH relativeFrom="column">
-                    <wp:posOffset>-45085</wp:posOffset>
-                  </wp:positionH>
-                  <wp:positionV relativeFrom="paragraph">
-                    <wp:posOffset>75565</wp:posOffset>
-                  </wp:positionV>
-                  <wp:extent cx="794385" cy="295275"/>
-                  <wp:effectExtent l="0" t="0" r="13335" b="9525"/>
-                  <wp:wrapNone/>
-                  <wp:docPr id="7" name="图片 2" descr="E:\Work\孙学佳\所有信息\项目管理表\08应用技术部\模板测试\001-新lims系统已添加模板\吴柳雅签名.png"/>
-                  <wp:cNvGraphicFramePr>
-                    <a:graphicFrameLocks xmlns:a="http://schemas.openxmlformats.org/drawingml/2006/main" noChangeAspect="1"/>
-                  </wp:cNvGraphicFramePr>
-                  <a:graphic xmlns:a="http://schemas.openxmlformats.org/drawingml/2006/main">
-                    <a:graphicData uri="http://schemas.openxmlformats.org/drawingml/2006/picture">
-                      <pic:pic xmlns:pic="http://schemas.openxmlformats.org/drawingml/2006/picture">
-                        <pic:nvPicPr>
-                          <pic:cNvPr id="7" name="图片 2" descr="E:\Work\孙学佳\所有信息\项目管理表\08应用技术部\模板测试\001-新lims系统已添加模板\吴柳雅签名.png"/>
-                          <pic:cNvPicPr>
-                            <a:picLocks noChangeAspect="1" noChangeArrowheads="1"/>
-                          </pic:cNvPicPr>
-                        </pic:nvPicPr>
-                        <pic:blipFill>
-                          <a:blip r:embed="rId23" cstate="print"/>
-                          <a:srcRect/>
-                          <a:stretch>
-                            <a:fillRect/>
-                          </a:stretch>
-                        </pic:blipFill>
-                        <pic:spPr>
-                          <a:xfrm>
-                            <a:off x="0" y="0"/>
-                            <a:ext cx="794385" cy="295275"/>
-                          </a:xfrm>
-                          <a:prstGeom prst="rect">
-                            <a:avLst/>
-                          </a:prstGeom>
-                          <a:noFill/>
-                          <a:ln w="9525">
-                            <a:noFill/>
-                            <a:miter lim="800000"/>
-                            <a:headEnd/>
-                            <a:tailEnd/>
-                          </a:ln>
-                        </pic:spPr>
-                      </pic:pic>
-                    </a:graphicData>
-                  </a:graphic>
-                </wp:anchor>
-              </w:drawing>
-            </w:r>
+                <w:rFonts w:hint="eastAsia" w:ascii="微软雅黑" w:hAnsi="微软雅黑" w:eastAsia="微软雅黑" w:cs="思源黑体 CN Medium"/>
+                <w:color w:val="262626" w:themeColor="text1" w:themeTint="D9"/>
+                <w:sz w:val="22"/>
+                <w14:textFill>
+                  <w14:solidFill>
+                    <w14:schemeClr w14:val="tx1">
+                      <w14:lumMod w14:val="85000"/>
+                      <w14:lumOff w14:val="15000"/>
+                    </w14:schemeClr>
+                  </w14:solidFill>
+                </w14:textFill>
+              </w:rPr>
+              <w:t>{{"21_1"|sign(69,34)}}</w:t>
+            </w:r>
+            <w:bookmarkStart w:id="59" w:name="_GoBack"/>
+            <w:bookmarkEnd w:id="59"/>
           </w:p>
         </w:tc>
         <w:tc>
@@ -7606,8 +7559,8 @@
           <w:lang w:eastAsia="zh-CN"/>
         </w:rPr>
       </w:pPr>
-      <w:bookmarkStart w:id="54" w:name="_Toc1825"/>
-      <w:bookmarkStart w:id="55" w:name="_Toc7562"/>
+      <w:bookmarkStart w:id="54" w:name="_Toc7562"/>
+      <w:bookmarkStart w:id="55" w:name="_Toc1825"/>
       <w:r>
         <w:rPr>
           <w:rFonts w:hint="eastAsia" w:eastAsia="微软雅黑"/>
@@ -7987,7 +7940,7 @@
                     </pic:cNvPicPr>
                   </pic:nvPicPr>
                   <pic:blipFill>
-                    <a:blip r:embed="rId24"/>
+                    <a:blip r:embed="rId23"/>
                     <a:stretch>
                       <a:fillRect/>
                     </a:stretch>
@@ -8091,7 +8044,7 @@
                     </pic:cNvPicPr>
                   </pic:nvPicPr>
                   <pic:blipFill>
-                    <a:blip r:embed="rId25"/>
+                    <a:blip r:embed="rId24"/>
                     <a:stretch>
                       <a:fillRect/>
                     </a:stretch>
@@ -11402,7 +11355,6 @@
     <customSectPr/>
     <customSectPr/>
     <customSectPr/>
-    <customSectPr/>
   </customSectProps>
   <customShpExts>
     <customShpInfo spid="_x0000_s1026" textRotate="1"/>
